--- a/res/programmes/AWS-CloudOps-Engineer-33h-FR.docx
+++ b/res/programmes/AWS-CloudOps-Engineer-33h-FR.docx
@@ -64,7 +64,7 @@
         <w:pStyle w:val="ProgCoverSub"/>
       </w:pPr>
       <w:r>
-        <w:t>Superviser, automatiser, déployer et garder sûres et disponibles les charges de travail AWS</w:t>
+        <w:t>Superviser, automatiser et déployer les charges de travail AWS, et les garder sécurisées et disponibles</w:t>
       </w:r>
     </w:p>
     <w:p>
@@ -212,7 +212,7 @@
         <w:pStyle w:val="ProgBody"/>
       </w:pPr>
       <w:r>
-        <w:t>Ce programme apprend aux participants à exploiter des charges de travail sur Amazon Web Services et prépare l’examen AWS Certified CloudOps Engineer – Associate (SOA-C03). Ils supervisent et optimisent les charges avec CloudWatch, X-Ray et Compute Optimizer, automatisent la remédiation avec EventBridge et Systems Manager, maintiennent la disponibilité avec Auto Scaling, la répartition de charge, AWS Backup et des stratégies de reprise après sinistre, déploient avec CloudFormation et les outils de développement AWS, exécutent des conteneurs sur ECS et EKS, appliquent des contrôles de sécurité et de coût, et dépannent les réseaux. Chaque chapitre se termine par un TP, un entraînement à l’examen clôt le contenu, et le programme s’achève par un projet final : une charge de travail exploitée de bout en bout par chaque équipe.</w:t>
+        <w:t>Ce programme apprend aux participants à exploiter des charges de travail sur Amazon Web Services et prépare l’examen AWS Certified CloudOps Engineer – Associate (SOA-C03). Ils supervisent et optimisent les charges avec CloudWatch, X-Ray et Compute Optimizer, automatisent la remédiation avec EventBridge et Systems Manager, maintiennent la disponibilité avec Auto Scaling, la répartition de charge, AWS Backup et des stratégies de reprise après sinistre, déploient avec CloudFormation et les outils de développement AWS, exécutent des conteneurs sur ECS et EKS, appliquent des contrôles de sécurité et de coût, et dépannent les réseaux. Presque chaque chapitre se termine par un TP, un entraînement à l’examen clôt le contenu, et le programme s’achève par un projet final : une charge de travail exploitée de bout en bout par chaque équipe.</w:t>
       </w:r>
     </w:p>
     <w:p>
@@ -724,7 +724,7 @@
               <w:pStyle w:val="ProgTableText"/>
             </w:pPr>
             <w:r>
-              <w:t>AWS Cloud Practitioner (cours), ou pratique équivalente des services AWS essentiels ; ligne de commande Linux. Ces services ne sont pas réintroduits</w:t>
+              <w:t>Services AWS essentiels (cours : AWS Cloud Practitioner) et ligne de commande Linux (cours : Linux et scripting Bash), ou équivalent. Ces services ne sont pas réenseignés</w:t>
             </w:r>
           </w:p>
         </w:tc>
@@ -808,7 +808,7 @@
               <w:pStyle w:val="ProgTableText"/>
             </w:pPr>
             <w:r>
-              <w:t>Un portable par participant avec la CLI AWS ; un compte AWS de test par équipe, fourni par l’organisateur, avec alerte budgétaire ; piles supprimées à la fin de chaque TP pour maîtriser les coûts</w:t>
+              <w:t>Un portable par participant avec la CLI AWS ; un compte AWS de test par équipe, fourni par l’organisateur, avec alerte budgétaire ; piles et points de récupération supprimés à la fin de chaque TP pour maîtriser les coûts</w:t>
             </w:r>
           </w:p>
         </w:tc>
@@ -1015,7 +1015,7 @@
               <w:pStyle w:val="ProgTableText"/>
             </w:pPr>
             <w:r>
-              <w:t>Métriques, journaux, Logs Insights, alarmes et tableaux de bord CloudWatch, X-Ray ; optimisation avec Compute Optimizer, réglage EBS et RDS</w:t>
+              <w:t>Métriques et agent CloudWatch, journaux, Logs Insights, alarmes et tableaux de bord CloudWatch, X-Ray ; optimisation avec Compute Optimizer, réglage EBS et RDS</w:t>
             </w:r>
           </w:p>
         </w:tc>
@@ -1137,7 +1137,7 @@
         <w:pStyle w:val="ProgIntro"/>
       </w:pPr>
       <w:r>
-        <w:t>Les participants maintiennent la charge disponible face aux pannes et aux sinistres avec Auto Scaling, Elastic Load Balancing, des conceptions multi-AZ, AWS Backup et des stratégies de reprise choisies selon le RTO et le RPO. Ils la déploient ensuite en code avec CloudFormation, StackSets et la détection de dérive, via un pipeline construit avec les outils de développement AWS, y compris des conteneurs sur ECS et EKS. TP validé : une pile CloudFormation déployée par CodePipeline, et une base restaurée depuis AWS Backup dans l’objectif de reprise fixé.</w:t>
+        <w:t>Les participants maintiennent la charge disponible face aux pannes et aux sinistres avec Auto Scaling, Elastic Load Balancing, des conceptions multi-AZ, AWS Backup et des stratégies de reprise choisies selon le RTO et le RPO. Ils la déploient ensuite sous forme de code avec CloudFormation, StackSets et la détection de dérive, via un pipeline construit avec les outils de développement AWS, y compris des conteneurs sur ECS et EKS. TP validé : une pile CloudFormation déployée par CodePipeline, et une base restaurée depuis AWS Backup dans l’objectif de reprise fixé.</w:t>
       </w:r>
     </w:p>
     <w:tbl>
@@ -1326,7 +1326,7 @@
               <w:pStyle w:val="ProgTableText"/>
             </w:pPr>
             <w:r>
-              <w:t>CloudFormation, StackSets, détection de dérive, CodeBuild, CodeDeploy, CodePipeline avec une source Git, conteneurs sur ECS et EKS</w:t>
+              <w:t>CloudFormation, StackSets, détection de dérive, CodeBuild, CodeDeploy, CodePipeline avec une source Git (GitHub via AWS CodeConnections, ou CodeCommit), conteneurs sur ECS et EKS</w:t>
             </w:r>
           </w:p>
         </w:tc>
@@ -1381,7 +1381,7 @@
         <w:pStyle w:val="ProgIntro"/>
       </w:pPr>
       <w:r>
-        <w:t>Les participants exploitent les contrôles de sécurité et de conformité avec IAM, Organizations, les règles Config, Security Hub et le chiffrement, gardent les coûts visibles avec Trusted Advisor, Cost Explorer et Budgets, dépannent la connectivité avec les Flow Logs et Reachability Analyzer, puis s’entraînent sur les domaines de l’examen SOA-C03. TP validé : une instance injoignable diagnostiquée avec Reachability Analyzer et corrigée, et une ressource non conforme signalée par une règle Config.</w:t>
+        <w:t>Les participants exploitent les contrôles de sécurité et de conformité avec IAM, Organizations, les règles Config, Security Hub CSPM et le chiffrement, gardent les coûts visibles avec Trusted Advisor, Cost Explorer et Budgets, dépannent la connectivité avec les Flow Logs et Reachability Analyzer, puis s’entraînent sur les domaines de l’examen SOA-C03. TP validé : une instance injoignable diagnostiquée avec Reachability Analyzer et corrigée, et une ressource non conforme signalée par une règle Config.</w:t>
       </w:r>
     </w:p>
     <w:tbl>
@@ -1503,7 +1503,7 @@
               <w:pStyle w:val="ProgTableText"/>
             </w:pPr>
             <w:r>
-              <w:t>Opérations IAM, Organizations, règles Config, Security Hub, chiffrement, Trusted Advisor, Cost Explorer et Budgets</w:t>
+              <w:t>Opérations IAM, Organizations, règles Config, Security Hub CSPM, chiffrement, Trusted Advisor, Cost Explorer et Budgets</w:t>
             </w:r>
           </w:p>
         </w:tc>

--- a/res/programmes/AWS-CloudOps-Engineer-33h-FR.docx
+++ b/res/programmes/AWS-CloudOps-Engineer-33h-FR.docx
@@ -32,7 +32,13 @@
                     <pic:cNvPicPr/>
                   </pic:nvPicPr>
                   <pic:blipFill>
-                    <a:blip r:embed="rId12"/>
+                    <a:blip r:embed="rId12">
+                      <a:extLst>
+                        <a:ext uri="{96DAC541-7B7A-43D3-8B79-37D633B846F1}">
+                          <asvg:svgBlip xmlns:asvg="http://schemas.microsoft.com/office/drawing/2016/SVG/main" r:embed="rId13"/>
+                        </a:ext>
+                      </a:extLst>
+                    </a:blip>
                     <a:stretch>
                       <a:fillRect/>
                     </a:stretch>
@@ -132,7 +138,7 @@
             <w:r>
               <w:drawing>
                 <wp:inline xmlns:a="http://schemas.openxmlformats.org/drawingml/2006/main" xmlns:pic="http://schemas.openxmlformats.org/drawingml/2006/picture">
-                  <wp:extent cx="516649" cy="486000"/>
+                  <wp:extent cx="516563" cy="486000"/>
                   <wp:docPr id="901" name="Picture 901"/>
                   <wp:cNvGraphicFramePr>
                     <a:graphicFrameLocks noChangeAspect="1"/>
@@ -145,7 +151,13 @@
                           <pic:cNvPicPr/>
                         </pic:nvPicPr>
                         <pic:blipFill>
-                          <a:blip r:embed="rId13"/>
+                          <a:blip r:embed="rId14">
+                            <a:extLst>
+                              <a:ext uri="{96DAC541-7B7A-43D3-8B79-37D633B846F1}">
+                                <asvg:svgBlip xmlns:asvg="http://schemas.microsoft.com/office/drawing/2016/SVG/main" r:embed="rId15"/>
+                              </a:ext>
+                            </a:extLst>
+                          </a:blip>
                           <a:stretch>
                             <a:fillRect/>
                           </a:stretch>
@@ -153,7 +165,7 @@
                         <pic:spPr>
                           <a:xfrm>
                             <a:off x="0" y="0"/>
-                            <a:ext cx="516649" cy="486000"/>
+                            <a:ext cx="516563" cy="486000"/>
                           </a:xfrm>
                           <a:prstGeom prst="rect"/>
                         </pic:spPr>
@@ -2061,7 +2073,7 @@
     <w:r>
       <w:drawing>
         <wp:inline xmlns:a="http://schemas.openxmlformats.org/drawingml/2006/main" xmlns:pic="http://schemas.openxmlformats.org/drawingml/2006/picture">
-          <wp:extent cx="114811" cy="108000"/>
+          <wp:extent cx="114792" cy="108000"/>
           <wp:docPr id="1" name="Picture 1"/>
           <wp:cNvGraphicFramePr>
             <a:graphicFrameLocks noChangeAspect="1"/>
@@ -2074,7 +2086,13 @@
                   <pic:cNvPicPr/>
                 </pic:nvPicPr>
                 <pic:blipFill>
-                  <a:blip r:embed="rId1"/>
+                  <a:blip r:embed="rId1">
+                    <a:extLst>
+                      <a:ext uri="{96DAC541-7B7A-43D3-8B79-37D633B846F1}">
+                        <asvg:svgBlip xmlns:asvg="http://schemas.microsoft.com/office/drawing/2016/SVG/main" r:embed="rId2"/>
+                      </a:ext>
+                    </a:extLst>
+                  </a:blip>
                   <a:stretch>
                     <a:fillRect/>
                   </a:stretch>
@@ -2082,7 +2100,7 @@
                 <pic:spPr>
                   <a:xfrm>
                     <a:off x="0" y="0"/>
-                    <a:ext cx="114811" cy="108000"/>
+                    <a:ext cx="114792" cy="108000"/>
                   </a:xfrm>
                   <a:prstGeom prst="rect"/>
                 </pic:spPr>

--- a/res/programmes/AWS-CloudOps-Engineer-33h-FR.docx
+++ b/res/programmes/AWS-CloudOps-Engineer-33h-FR.docx
@@ -463,7 +463,7 @@
               <w:keepNext/>
             </w:pPr>
             <w:r>
-              <w:t>Opérations IAM, Config, Security Hub, maîtrise des coûts, dépannage VPC, SOA-C03</w:t>
+              <w:t>Opérations IAM, Config, Security Hub CSPM, maîtrise des coûts, dépannage VPC, SOA-C03</w:t>
             </w:r>
           </w:p>
         </w:tc>
